--- a/plantillas_maestras/09_seguro_patrimonial_caucion_rc/negativa_cobertura/2_o_mas_ddos_varios/varon/TPL_1146_2025_SEGURO_PATRIMONIAL_CAUCION_RC_NEGATIVA_COBERTURA_ASEGURADORA_VARON_R191.docx
+++ b/plantillas_maestras/09_seguro_patrimonial_caucion_rc/negativa_cobertura/2_o_mas_ddos_varios/varon/TPL_1146_2025_SEGURO_PATRIMONIAL_CAUCION_RC_NEGATIVA_COBERTURA_ASEGURADORA_VARON_R191.docx
@@ -23,7 +23,7 @@
           <w:b/>
           <w:color w:val="auto"/>
         </w:rPr>
-        <w:t>RESOLUCIÓN N°</w:t>
+        <w:t>RESOLUCIÓN </w:t>
       </w:r>
       <w:r>
         <w:rPr>
@@ -95,7 +95,7 @@
           <w:b/>
           <w:color w:val="auto"/>
         </w:rPr>
-        <w:t xml:space="preserve"> N°</w:t>
+        <w:t xml:space="preserve"> </w:t>
       </w:r>
       <w:r>
         <w:rPr>
@@ -326,7 +326,7 @@
           <w:color w:val="auto"/>
         </w:rPr>
         <w:tab/>
-        <w:t xml:space="preserve">      </w:t>
+        <w:t xml:space="preserve"> </w:t>
       </w:r>
       <w:r>
         <w:rPr>
@@ -523,7 +523,7 @@
         <w:rPr>
           <w:rFonts w:ascii="Arial Narrow" w:eastAsia="Arial Narrow" w:hAnsi="Arial Narrow" w:cs="Arial Narrow"/>
         </w:rPr>
-        <w:t>denunció a Mapfre por presuntas infracciones a la Ley Nº 29571, Código de Protección y Defensa del Consumidor (en adelante, Código</w:t>
+        <w:t>denunció a Mapfre por presuntas infracciones a la Ley 29571, Código de Protección y Defensa del Consumidor (en adelante, Código</w:t>
       </w:r>
       <w:r>
         <w:rPr>
@@ -623,7 +623,7 @@
         <w:rPr>
           <w:rFonts w:ascii="Arial Narrow" w:hAnsi="Arial Narrow"/>
         </w:rPr>
-        <w:t>: (i) activar la Póliza N° 2402210200141; y, (ii) cubrir la respectiva responsabilidad civil extracontractual</w:t>
+        <w:t>: (i) activar la Póliza 2402210200141; y, (ii) cubrir la respectiva responsabilidad civil extracontractual</w:t>
       </w:r>
       <w:r>
         <w:rPr>
@@ -704,7 +704,7 @@
         <w:rPr>
           <w:rFonts w:ascii="Arial Narrow" w:hAnsi="Arial Narrow"/>
         </w:rPr>
-        <w:t>, la Secretaría Técnica de la Comisión de Protección al Consumidor N°1 (en adelante, Secretaría Técnica), mediante Resolución N°1, requirió que</w:t>
+        <w:t>, la Secretaría Técnica de la Comisión de Protección al Consumidor 1 (en adelante, Secretaría Técnica), mediante Resolución 1, requirió que</w:t>
       </w:r>
       <w:r>
         <w:rPr>
@@ -748,7 +748,7 @@
           <w:rFonts w:ascii="Arial Narrow" w:eastAsia="Times New Roman" w:hAnsi="Arial Narrow"/>
           <w:color w:val="000000" w:themeColor="text1"/>
         </w:rPr>
-        <w:t xml:space="preserve">las declaraciones juradas mensuales (PDT-IGV Renta mensual) del Impuesto General a las Ventas (IGV) e Impuesto a la Renta (IR) en el cual consten los ingresos netos mensuales del ejercicio correspondiente al 2024 (año anterior a la interposición de la denuncia), toda vez que el titular de la Póliza N° </w:t>
+        <w:t xml:space="preserve">las declaraciones juradas mensuales (PDT-IGV Renta mensual) del Impuesto General a las Ventas (IGV) e Impuesto a la Renta (IR) en el cual consten los ingresos netos mensuales del ejercicio correspondiente al 2024 (año anterior a la interposición de la denuncia), toda vez que el titular de la Póliza </w:t>
       </w:r>
       <w:r>
         <w:rPr>
@@ -966,7 +966,7 @@
         <w:rPr>
           <w:rFonts w:ascii="Arial Narrow" w:hAnsi="Arial Narrow"/>
         </w:rPr>
-        <w:t xml:space="preserve">el Pleno de la Comisión de Protección al Consumidor Nº 1 (en adelante, Comisión) </w:t>
+        <w:t xml:space="preserve">el Pleno de la Comisión de Protección al Consumidor 1 (en adelante, Comisión) </w:t>
       </w:r>
       <w:r>
         <w:rPr>
@@ -990,7 +990,7 @@
         <w:rPr>
           <w:rFonts w:ascii="Arial Narrow" w:hAnsi="Arial Narrow"/>
         </w:rPr>
-        <w:t>de Protección al Consumidor N° 1 (en adelante, la Secretaría Técnica</w:t>
+        <w:t>de Protección al Consumidor 1 (en adelante, la Secretaría Técnica</w:t>
       </w:r>
       <w:r>
         <w:rPr>
@@ -1150,7 +1150,7 @@
         <w:rPr>
           <w:rFonts w:ascii="Arial Narrow" w:hAnsi="Arial Narrow"/>
         </w:rPr>
-        <w:t>El numeral 2.1 del artículo 2° de la Directiva N° 001-2008-TRI-INDECOPI</w:t>
+        <w:t>El numeral 2.1 del artículo 2 de la Directiva 001-2008-TRI-INDECOPI</w:t>
       </w:r>
       <w:r>
         <w:rPr>
@@ -1162,7 +1162,7 @@
         <w:rPr>
           <w:rFonts w:ascii="Arial Narrow" w:hAnsi="Arial Narrow"/>
         </w:rPr>
-        <w:t>, modificada por la Directiva Nº 002-2017-TRI-INDECOPI y 002-2022-TRI-INDECOPI (en adelante, la Directiva)</w:t>
+        <w:t>, modificada por la Directiva 002-2017-TRI-INDECOPI y 002-2022-TRI-INDECOPI (en adelante, la Directiva)</w:t>
       </w:r>
       <w:r>
         <w:rPr>
@@ -1228,7 +1228,7 @@
         <w:rPr>
           <w:rFonts w:ascii="Arial Narrow" w:hAnsi="Arial Narrow"/>
         </w:rPr>
-        <w:t>Asimismo, el literal d) del numeral 2.1 del artículo 2° de la Directiva señala que podrá ser confidencial la información declarada como reservada por ley, tales como la información proveniente de los datos personales, de terceras personas ajenas al procedimiento; y, la protegida por la regulación del secreto bancario, tributario, comercial, industrial, empresarial, tecnológico y bursátil.</w:t>
+        <w:t>Asimismo, el literal d) del numeral 2.1 del artículo 2 de la Directiva señala que podrá ser confidencial la información declarada como reservada por ley, tales como la información proveniente de los datos personales, de terceras personas ajenas al procedimiento; y, la protegida por la regulación del secreto bancario, tributario, comercial, industrial, empresarial, tecnológico y bursátil.</w:t>
       </w:r>
     </w:p>
     <w:p>
@@ -1833,7 +1833,7 @@
           <w:rStyle w:val="normaltextrun"/>
           <w:rFonts w:ascii="Arial Narrow" w:hAnsi="Arial Narrow"/>
         </w:rPr>
-        <w:t xml:space="preserve">, el numeral 2.1 del artículo 2° de la Directiva N° 001-2008/TRI-INDECOPI señala que será confidencial de pleno derecho la información declarada como reservada por ley. </w:t>
+        <w:t xml:space="preserve">, el numeral 2.1 del artículo 2 de la Directiva 001-2008/TRI-INDECOPI señala que será confidencial de pleno derecho la información declarada como reservada por ley. </w:t>
       </w:r>
     </w:p>
     <w:p>
@@ -1867,7 +1867,7 @@
           <w:rStyle w:val="normaltextrun"/>
           <w:rFonts w:ascii="Arial Narrow" w:hAnsi="Arial Narrow"/>
         </w:rPr>
-        <w:t>Por otro lado, el artículo 85° del Texto Único Ordenado del Código Tributario (en adelante, el Código Tributario), aprobado mediante Decreto Supremo N° 133-2013-EF establece expresamente que la información sobre la cuantía, las fuentes de las rentas, los gastos, la base imponible o cualesquiera otros datos relativos a ellos, tiene carácter reservado.</w:t>
+        <w:t>Por otro lado, el artículo 85 del Texto Único Ordenado del Código Tributario (en adelante, el Código Tributario), aprobado mediante Decreto Supremo 133-2013-EF establece expresamente que la información sobre la cuantía, las fuentes de las rentas, los gastos, la base imponible o cualesquiera otros datos relativos a ellos, tiene carácter reservado.</w:t>
       </w:r>
       <w:r>
         <w:rPr>
@@ -2046,7 +2046,7 @@
           <w:rStyle w:val="normaltextrun"/>
           <w:rFonts w:ascii="Arial Narrow" w:hAnsi="Arial Narrow"/>
         </w:rPr>
-        <w:t xml:space="preserve"> considera que la referida información posee carácter reservado, en tanto revela la cuantía de las ventas de Fondos; por lo que corresponde declarar la confidencialidad, en atención a lo dispuesto en el artículo 85° del Código Tributario.</w:t>
+        <w:t xml:space="preserve"> considera que la referida información posee carácter reservado, en tanto revela la cuantía de las ventas de Fondos; por lo que corresponde declarar la confidencialidad, en atención a lo dispuesto en el artículo 85 del Código Tributario.</w:t>
       </w:r>
     </w:p>
     <w:p>
@@ -2079,7 +2079,7 @@
           <w:rFonts w:ascii="Arial Narrow" w:hAnsi="Arial Narrow"/>
           <w:color w:val="auto"/>
         </w:rPr>
-        <w:t xml:space="preserve">En consecuencia, conforme a lo dispuesto en el artículo 85° del Código Tributario, la Secretaría Técnica considera que corresponde declarar la confidencialidad de la información contenida en las copias de las </w:t>
+        <w:t xml:space="preserve">En consecuencia, conforme a lo dispuesto en el artículo 85 del Código Tributario, la Secretaría Técnica considera que corresponde declarar la confidencialidad de la información contenida en las copias de las </w:t>
       </w:r>
       <w:r>
         <w:rPr>
@@ -2147,7 +2147,7 @@
         <w:rPr>
           <w:rFonts w:ascii="Arial Narrow" w:hAnsi="Arial Narrow"/>
         </w:rPr>
-        <w:t>documento N°  2 denominado “PDT-IGV TOURS PANASUR.PDF”, y en el en el documento N°  3 denominado “IMPUESTO A LA RENTA - TOURS PANASUR.PDF”, ambos  de la pieza Nº 6</w:t>
+        <w:t>documento 2 denominado “PDT-IGV TOURS PANASUR.PDF”, y en el en el documento 3 denominado “IMPUESTO A LA RENTA - TOURS PANASUR.PDF”, ambos de la pieza 6</w:t>
       </w:r>
       <w:r>
         <w:rPr>
@@ -2356,7 +2356,7 @@
         <w:rPr>
           <w:rFonts w:ascii="Arial Narrow" w:hAnsi="Arial Narrow"/>
         </w:rPr>
-        <w:t>obra en el documento N°  2 denominado “PDT-IGV TOURS PANASUR.PDF”, y en el en el documento N°  3 denominado “IMPUESTO A LA RENTA - TOURS PANASUR.PDF”, de la pieza Nº 6 presentada</w:t>
+        <w:t>obra en el documento 2 denominado “PDT-IGV TOURS PANASUR.PDF”, y en el en el documento 3 denominado “IMPUESTO A LA RENTA - TOURS PANASUR.PDF”, de la pieza 6 presentada</w:t>
       </w:r>
       <w:r>
         <w:rPr>
@@ -2476,7 +2476,7 @@
         <w:rPr>
           <w:rFonts w:ascii="Arial Narrow" w:hAnsi="Arial Narrow"/>
         </w:rPr>
-        <w:t>de la pieza Nº 6 del expediente</w:t>
+        <w:t>de la pieza 6 del expediente</w:t>
       </w:r>
       <w:r>
         <w:rPr>
@@ -2616,7 +2616,7 @@
           <w:bCs/>
           <w:color w:val="000000" w:themeColor="text1"/>
         </w:rPr>
-        <w:t> Protección al Consumidor N° 1</w:t>
+        <w:t> Protección al Consumidor 1</w:t>
       </w:r>
     </w:p>
     <w:p>
@@ -2910,7 +2910,7 @@
           <w:szCs w:val="15"/>
         </w:rPr>
         <w:tab/>
-        <w:t xml:space="preserve">Representada por el señor Eugenio Quispe Huamani.  </w:t>
+        <w:t xml:space="preserve">Representada por el señor Eugenio Quispe Huamani. </w:t>
       </w:r>
     </w:p>
     <w:p>
@@ -2980,7 +2980,7 @@
           <w:sz w:val="15"/>
           <w:szCs w:val="15"/>
         </w:rPr>
-        <w:t>MODIFICADA POR LA DIRECTIVA Nº 002-2017-TRI-INDECOPI Y LA DIRECTIVA Nº 002-2022-TRI-INDECOPI</w:t>
+        <w:t>MODIFICADA POR LA DIRECTIVA 002-2017-TRI-INDECOPI Y LA DIRECTIVA 002-2022-TRI-INDECOPI</w:t>
       </w:r>
     </w:p>
     <w:p>
@@ -3789,7 +3789,7 @@
           <w:sz w:val="15"/>
           <w:szCs w:val="15"/>
         </w:rPr>
-        <w:t>DIRECTIVA 001-2008-TRI-INDECOPI, DIRECTIVA SOBRE CONFIDENCIALIDAD DE LA INFORMACIÓN EN LOS PROCEDIMIENTOS SEGUIDOS POR LOS ÓRGANOS FUNCIONALES DEL INDECOPI, MODIFICADA POR LA DIRECTIVA Nº 002-2017-TRI-INDECOPI Y LA DIRECTIVA Nº 002-2022-TRI-INDECOPI</w:t>
+        <w:t>DIRECTIVA 001-2008-TRI-INDECOPI, DIRECTIVA SOBRE CONFIDENCIALIDAD DE LA INFORMACIÓN EN LOS PROCEDIMIENTOS SEGUIDOS POR LOS ÓRGANOS FUNCIONALES DEL INDECOPI, MODIFICADA POR LA DIRECTIVA 002-2017-TRI-INDECOPI Y LA DIRECTIVA 002-2022-TRI-INDECOPI</w:t>
       </w:r>
     </w:p>
     <w:p>
@@ -3939,7 +3939,7 @@
           <w:sz w:val="15"/>
           <w:szCs w:val="15"/>
         </w:rPr>
-        <w:t>TEXTO ÚNICO ORDENADO DEL CÓDIGO TRIBUTARIO, aprobado por DECRETO SUPREMO N° 133-2013-EF y publicado el 22 de junio de 2013</w:t>
+        <w:t>TEXTO ÚNICO ORDENADO DEL CÓDIGO TRIBUTARIO, aprobado por DECRETO SUPREMO 133-2013-EF y publicado el 22 de junio de 2013</w:t>
       </w:r>
     </w:p>
     <w:p>
@@ -4046,7 +4046,7 @@
           <w:sz w:val="15"/>
           <w:szCs w:val="15"/>
         </w:rPr>
-        <w:t>DIRECTIVA N° 001-2008-TRI-INDECOPI, DIRECTIVA SOBRE CONFIDENCIALIDAD DE LA INFORMACIÓN EN LOS PROCEDIMIENTOS SEGUIDOS POR LOS ÓRGANOS FUNCIONALES DEL INDECOPI, modificada por la DIRECTIVA N° 003-2022/TRI-INDECOPI</w:t>
+        <w:t>DIRECTIVA 001-2008-TRI-INDECOPI, DIRECTIVA SOBRE CONFIDENCIALIDAD DE LA INFORMACIÓN EN LOS PROCEDIMIENTOS SEGUIDOS POR LOS ÓRGANOS FUNCIONALES DEL INDECOPI, modificada por la DIRECTIVA 003-2022/TRI-INDECOPI</w:t>
       </w:r>
     </w:p>
     <w:p>
@@ -4306,7 +4306,7 @@
               <w:sz w:val="16"/>
               <w:szCs w:val="16"/>
             </w:rPr>
-            <w:t xml:space="preserve">SECRETARIA TÉCNICA DE LA    </w:t>
+            <w:t xml:space="preserve">SECRETARIA TÉCNICA DE LA </w:t>
           </w:r>
         </w:p>
         <w:p>

--- a/plantillas_maestras/09_seguro_patrimonial_caucion_rc/negativa_cobertura/2_o_mas_ddos_varios/varon/TPL_1146_2025_SEGURO_PATRIMONIAL_CAUCION_RC_NEGATIVA_COBERTURA_ASEGURADORA_VARON_R191.docx
+++ b/plantillas_maestras/09_seguro_patrimonial_caucion_rc/negativa_cobertura/2_o_mas_ddos_varios/varon/TPL_1146_2025_SEGURO_PATRIMONIAL_CAUCION_RC_NEGATIVA_COBERTURA_ASEGURADORA_VARON_R191.docx
@@ -147,7 +147,7 @@
           <w:b/>
           <w:color w:val="auto"/>
         </w:rPr>
-        <w:t>DENUNCIANTE</w:t>
+        <w:t xml:space="preserve">DENUNCIANTE: [DENUNCIANTE] ([APELLIDO])</w:t>
       </w:r>
       <w:r>
         <w:rPr>
@@ -171,7 +171,7 @@
           <w:b/>
           <w:color w:val="auto"/>
         </w:rPr>
-        <w:t>:</w:t>
+        <w:t/>
       </w:r>
       <w:r>
         <w:rPr>
@@ -179,7 +179,7 @@
           <w:b/>
           <w:color w:val="auto"/>
         </w:rPr>
-        <w:t xml:space="preserve"> </w:t>
+        <w:t xml:space="preserve"/>
       </w:r>
       <w:r>
         <w:rPr>
@@ -195,7 +195,7 @@
           <w:b/>
           <w:color w:val="auto"/>
         </w:rPr>
-        <w:t>TOURS PANASUR E.I.R.L. (PANASUR)</w:t>
+        <w:t/>
       </w:r>
     </w:p>
     <w:p>
@@ -485,25 +485,25 @@
           <w:rFonts w:ascii="Arial Narrow" w:hAnsi="Arial Narrow"/>
           <w:color w:val="auto"/>
         </w:rPr>
-        <w:t xml:space="preserve">Mediante </w:t>
+        <w:t xml:space="preserve">Mediante escrito 19 de mayo de 2025, subsanado por los escritos del 24 de junio de 2025, [APELLIDO] denunció a Mapfre por presuntas infracciones a la Ley 29571, Código de Protección y Defensa del Consumidor (en adelante, Código).</w:t>
       </w:r>
       <w:r>
         <w:rPr>
           <w:rFonts w:ascii="Arial Narrow" w:eastAsia="Arial Narrow" w:hAnsi="Arial Narrow" w:cs="Arial Narrow"/>
         </w:rPr>
-        <w:t>escrito 19 de mayo de 2025,</w:t>
-      </w:r>
-      <w:r>
-        <w:rPr>
-          <w:rFonts w:ascii="Arial Narrow" w:hAnsi="Arial Narrow"/>
-        </w:rPr>
-        <w:t xml:space="preserve"> </w:t>
+        <w:t/>
+      </w:r>
+      <w:r>
+        <w:rPr>
+          <w:rFonts w:ascii="Arial Narrow" w:hAnsi="Arial Narrow"/>
+        </w:rPr>
+        <w:t xml:space="preserve"/>
       </w:r>
       <w:r>
         <w:rPr>
           <w:rFonts w:ascii="Arial Narrow" w:eastAsia="Arial Narrow" w:hAnsi="Arial Narrow" w:cs="Arial Narrow"/>
         </w:rPr>
-        <w:t>subsanado por los escritos del 24 de junio de 2025, Panasur</w:t>
+        <w:t/>
       </w:r>
       <w:r>
         <w:rPr>
@@ -517,19 +517,19 @@
         <w:rPr>
           <w:rFonts w:ascii="Arial Narrow" w:hAnsi="Arial Narrow"/>
         </w:rPr>
-        <w:t xml:space="preserve"> </w:t>
+        <w:t xml:space="preserve"/>
       </w:r>
       <w:r>
         <w:rPr>
           <w:rFonts w:ascii="Arial Narrow" w:eastAsia="Arial Narrow" w:hAnsi="Arial Narrow" w:cs="Arial Narrow"/>
         </w:rPr>
-        <w:t>denunció a Mapfre por presuntas infracciones a la Ley 29571, Código de Protección y Defensa del Consumidor (en adelante, Código</w:t>
+        <w:t/>
       </w:r>
       <w:r>
         <w:rPr>
           <w:rFonts w:ascii="Arial Narrow" w:eastAsia="Arial Narrow" w:hAnsi="Arial Narrow" w:cs="Arial Narrow"/>
         </w:rPr>
-        <w:t>).</w:t>
+        <w:t/>
       </w:r>
     </w:p>
     <w:p>
@@ -565,97 +565,97 @@
         <w:rPr>
           <w:rFonts w:ascii="Arial Narrow" w:eastAsia="Arial Narrow" w:hAnsi="Arial Narrow" w:cs="Arial Narrow"/>
         </w:rPr>
-        <w:t xml:space="preserve">Panasur </w:t>
+        <w:t xml:space="preserve">[APELLIDO] solicitó, en calidad de medida correctiva, que Mapfre cumpla con: (i) activar la Póliza 2402210200141; y, (ii) cubrir la respectiva responsabilidad civil extracontractual del seguro contratado. Asimismo, requirió el reembolso de costos y costas del presente procedimiento.</w:t>
       </w:r>
       <w:r>
         <w:rPr>
           <w:rFonts w:ascii="Arial Narrow" w:hAnsi="Arial Narrow"/>
           <w:lang w:eastAsia="es-ES"/>
         </w:rPr>
-        <w:t>solicitó</w:t>
-      </w:r>
-      <w:r>
-        <w:rPr>
-          <w:rFonts w:ascii="Arial Narrow" w:hAnsi="Arial Narrow"/>
-        </w:rPr>
-        <w:t xml:space="preserve">, </w:t>
+        <w:t/>
+      </w:r>
+      <w:r>
+        <w:rPr>
+          <w:rFonts w:ascii="Arial Narrow" w:hAnsi="Arial Narrow"/>
+        </w:rPr>
+        <w:t xml:space="preserve"/>
       </w:r>
       <w:bookmarkStart w:id="2" w:name="_Hlk201764300"/>
       <w:r>
         <w:rPr>
           <w:rFonts w:ascii="Arial Narrow" w:hAnsi="Arial Narrow"/>
         </w:rPr>
-        <w:t xml:space="preserve">en calidad </w:t>
+        <w:t xml:space="preserve"/>
       </w:r>
       <w:bookmarkStart w:id="3" w:name="_Hlk97713383"/>
       <w:r>
         <w:rPr>
           <w:rFonts w:ascii="Arial Narrow" w:hAnsi="Arial Narrow"/>
         </w:rPr>
-        <w:t xml:space="preserve">de medida correctiva, </w:t>
+        <w:t xml:space="preserve"/>
       </w:r>
       <w:bookmarkEnd w:id="3"/>
       <w:r>
         <w:rPr>
           <w:rFonts w:ascii="Arial Narrow" w:hAnsi="Arial Narrow"/>
         </w:rPr>
-        <w:t xml:space="preserve">que </w:t>
+        <w:t xml:space="preserve"/>
       </w:r>
       <w:r>
         <w:rPr>
           <w:rFonts w:ascii="Arial Narrow" w:eastAsia="Arial Narrow" w:hAnsi="Arial Narrow" w:cs="Arial Narrow"/>
         </w:rPr>
-        <w:t xml:space="preserve">Mapfre </w:t>
-      </w:r>
-      <w:r>
-        <w:rPr>
-          <w:rFonts w:ascii="Arial Narrow" w:hAnsi="Arial Narrow"/>
-        </w:rPr>
-        <w:t xml:space="preserve">cumpla </w:t>
-      </w:r>
-      <w:r>
-        <w:rPr>
-          <w:rFonts w:ascii="Arial Narrow" w:hAnsi="Arial Narrow"/>
-        </w:rPr>
-        <w:t>con</w:t>
-      </w:r>
-      <w:r>
-        <w:rPr>
-          <w:rFonts w:ascii="Arial Narrow" w:hAnsi="Arial Narrow"/>
-        </w:rPr>
-        <w:t>: (i) activar la Póliza 2402210200141; y, (ii) cubrir la respectiva responsabilidad civil extracontractual</w:t>
-      </w:r>
-      <w:r>
-        <w:rPr>
-          <w:rFonts w:ascii="Arial Narrow" w:hAnsi="Arial Narrow"/>
-        </w:rPr>
-        <w:t xml:space="preserve"> del seguro contratado</w:t>
-      </w:r>
-      <w:r>
-        <w:rPr>
-          <w:rFonts w:ascii="Arial Narrow" w:hAnsi="Arial Narrow"/>
-        </w:rPr>
-        <w:t>.</w:t>
-      </w:r>
-      <w:r>
-        <w:rPr>
-          <w:rFonts w:ascii="Arial Narrow" w:hAnsi="Arial Narrow"/>
-        </w:rPr>
-        <w:t xml:space="preserve"> </w:t>
+        <w:t xml:space="preserve"/>
+      </w:r>
+      <w:r>
+        <w:rPr>
+          <w:rFonts w:ascii="Arial Narrow" w:hAnsi="Arial Narrow"/>
+        </w:rPr>
+        <w:t xml:space="preserve"/>
+      </w:r>
+      <w:r>
+        <w:rPr>
+          <w:rFonts w:ascii="Arial Narrow" w:hAnsi="Arial Narrow"/>
+        </w:rPr>
+        <w:t/>
+      </w:r>
+      <w:r>
+        <w:rPr>
+          <w:rFonts w:ascii="Arial Narrow" w:hAnsi="Arial Narrow"/>
+        </w:rPr>
+        <w:t/>
+      </w:r>
+      <w:r>
+        <w:rPr>
+          <w:rFonts w:ascii="Arial Narrow" w:hAnsi="Arial Narrow"/>
+        </w:rPr>
+        <w:t xml:space="preserve"/>
+      </w:r>
+      <w:r>
+        <w:rPr>
+          <w:rFonts w:ascii="Arial Narrow" w:hAnsi="Arial Narrow"/>
+        </w:rPr>
+        <w:t/>
+      </w:r>
+      <w:r>
+        <w:rPr>
+          <w:rFonts w:ascii="Arial Narrow" w:hAnsi="Arial Narrow"/>
+        </w:rPr>
+        <w:t xml:space="preserve"/>
       </w:r>
       <w:bookmarkStart w:id="4" w:name="_Hlk201759607"/>
       <w:r>
         <w:rPr>
           <w:rFonts w:ascii="Arial Narrow" w:hAnsi="Arial Narrow"/>
         </w:rPr>
-        <w:t>Asimismo, requirió el reembolso de costos y costas del presente procedimiento</w:t>
+        <w:t/>
       </w:r>
       <w:bookmarkEnd w:id="2"/>
       <w:r>
         <w:rPr>
           <w:rFonts w:ascii="Arial Narrow" w:hAnsi="Arial Narrow"/>
         </w:rPr>
-        <w:t>.</w:t>
+        <w:t/>
       </w:r>
       <w:bookmarkEnd w:id="4"/>
     </w:p>
@@ -692,98 +692,98 @@
         <w:rPr>
           <w:rFonts w:ascii="Arial Narrow" w:hAnsi="Arial Narrow"/>
         </w:rPr>
-        <w:t xml:space="preserve">El </w:t>
-      </w:r>
-      <w:r>
-        <w:rPr>
-          <w:rFonts w:ascii="Arial Narrow" w:hAnsi="Arial Narrow"/>
-        </w:rPr>
-        <w:t>18 de junio de 2025</w:t>
-      </w:r>
-      <w:r>
-        <w:rPr>
-          <w:rFonts w:ascii="Arial Narrow" w:hAnsi="Arial Narrow"/>
-        </w:rPr>
-        <w:t>, la Secretaría Técnica de la Comisión de Protección al Consumidor 1 (en adelante, Secretaría Técnica), mediante Resolución 1, requirió que</w:t>
-      </w:r>
-      <w:r>
-        <w:rPr>
-          <w:rFonts w:ascii="Arial Narrow" w:hAnsi="Arial Narrow"/>
-        </w:rPr>
-        <w:t xml:space="preserve"> </w:t>
+        <w:t xml:space="preserve">El 18 de junio de 2025, la Secretaría Técnica de la Comisión de Protección al Consumidor 1 (en adelante, Secretaría Técnica), mediante Resolución 1, requirió que [APELLIDO] cumpla con presentar las declaraciones juradas mensuales (PDT-IGV Renta mensual) del Impuesto General a las Ventas (IGV) e Impuesto a la Renta (IR) en el cual consten los ingresos netos mensuales del ejercicio correspondiente al 2024 (año anterior a la interposición de la denuncia), toda vez que el titular de la Póliza 2402210200141 del Seguro Contra Responsabilidad Civil Extracontractual es una persona jurídica. </w:t>
+      </w:r>
+      <w:r>
+        <w:rPr>
+          <w:rFonts w:ascii="Arial Narrow" w:hAnsi="Arial Narrow"/>
+        </w:rPr>
+        <w:t/>
+      </w:r>
+      <w:r>
+        <w:rPr>
+          <w:rFonts w:ascii="Arial Narrow" w:hAnsi="Arial Narrow"/>
+        </w:rPr>
+        <w:t/>
+      </w:r>
+      <w:r>
+        <w:rPr>
+          <w:rFonts w:ascii="Arial Narrow" w:hAnsi="Arial Narrow"/>
+        </w:rPr>
+        <w:t xml:space="preserve"/>
       </w:r>
       <w:r>
         <w:rPr>
           <w:rFonts w:ascii="Arial Narrow" w:eastAsia="Arial Narrow" w:hAnsi="Arial Narrow" w:cs="Arial Narrow"/>
         </w:rPr>
-        <w:t>Panasur</w:t>
-      </w:r>
-      <w:r>
-        <w:rPr>
-          <w:rFonts w:ascii="Arial Narrow" w:hAnsi="Arial Narrow"/>
-        </w:rPr>
-        <w:t xml:space="preserve"> </w:t>
-      </w:r>
-      <w:r>
-        <w:rPr>
-          <w:rFonts w:ascii="Arial Narrow" w:hAnsi="Arial Narrow"/>
-        </w:rPr>
-        <w:t xml:space="preserve">cumpla con </w:t>
-      </w:r>
-      <w:r>
-        <w:rPr>
-          <w:rFonts w:ascii="Arial Narrow" w:hAnsi="Arial Narrow"/>
-        </w:rPr>
-        <w:t>p</w:t>
+        <w:t/>
+      </w:r>
+      <w:r>
+        <w:rPr>
+          <w:rFonts w:ascii="Arial Narrow" w:hAnsi="Arial Narrow"/>
+        </w:rPr>
+        <w:t xml:space="preserve"/>
+      </w:r>
+      <w:r>
+        <w:rPr>
+          <w:rFonts w:ascii="Arial Narrow" w:hAnsi="Arial Narrow"/>
+        </w:rPr>
+        <w:t xml:space="preserve"/>
+      </w:r>
+      <w:r>
+        <w:rPr>
+          <w:rFonts w:ascii="Arial Narrow" w:hAnsi="Arial Narrow"/>
+        </w:rPr>
+        <w:t/>
       </w:r>
       <w:r>
         <w:rPr>
           <w:rFonts w:ascii="Arial Narrow" w:eastAsia="Times New Roman" w:hAnsi="Arial Narrow"/>
           <w:color w:val="000000" w:themeColor="text1"/>
         </w:rPr>
-        <w:t xml:space="preserve">resentar </w:t>
+        <w:t xml:space="preserve"/>
       </w:r>
       <w:r>
         <w:rPr>
           <w:rFonts w:ascii="Arial Narrow" w:eastAsia="Times New Roman" w:hAnsi="Arial Narrow"/>
           <w:color w:val="000000" w:themeColor="text1"/>
         </w:rPr>
-        <w:t xml:space="preserve">las declaraciones juradas mensuales (PDT-IGV Renta mensual) del Impuesto General a las Ventas (IGV) e Impuesto a la Renta (IR) en el cual consten los ingresos netos mensuales del ejercicio correspondiente al 2024 (año anterior a la interposición de la denuncia), toda vez que el titular de la Póliza </w:t>
+        <w:t xml:space="preserve"/>
       </w:r>
       <w:r>
         <w:rPr>
           <w:rFonts w:ascii="Arial Narrow" w:eastAsia="Times New Roman" w:hAnsi="Arial Narrow"/>
           <w:color w:val="000000" w:themeColor="text1"/>
         </w:rPr>
-        <w:t xml:space="preserve">2402210200141 </w:t>
+        <w:t xml:space="preserve"/>
       </w:r>
       <w:r>
         <w:rPr>
           <w:rFonts w:ascii="Arial Narrow" w:eastAsia="Times New Roman" w:hAnsi="Arial Narrow"/>
           <w:color w:val="000000" w:themeColor="text1"/>
         </w:rPr>
-        <w:t xml:space="preserve">del </w:t>
+        <w:t xml:space="preserve"/>
       </w:r>
       <w:r>
         <w:rPr>
           <w:rFonts w:ascii="Arial Narrow" w:eastAsia="Times New Roman" w:hAnsi="Arial Narrow"/>
           <w:color w:val="000000" w:themeColor="text1"/>
         </w:rPr>
-        <w:t xml:space="preserve">Seguro Contra Responsabilidad Civil Extracontractual </w:t>
+        <w:t xml:space="preserve"/>
       </w:r>
       <w:r>
         <w:rPr>
           <w:rFonts w:ascii="Arial Narrow" w:eastAsia="Times New Roman" w:hAnsi="Arial Narrow"/>
           <w:color w:val="000000" w:themeColor="text1"/>
         </w:rPr>
-        <w:t>es una persona jurídica.</w:t>
+        <w:t/>
       </w:r>
       <w:r>
         <w:rPr>
           <w:rFonts w:ascii="Arial Narrow" w:eastAsia="Times New Roman" w:hAnsi="Arial Narrow"/>
           <w:color w:val="000000" w:themeColor="text1"/>
         </w:rPr>
-        <w:t xml:space="preserve"> </w:t>
+        <w:t xml:space="preserve"/>
       </w:r>
     </w:p>
     <w:p>
@@ -819,106 +819,106 @@
           <w:rFonts w:ascii="Arial Narrow" w:hAnsi="Arial Narrow"/>
           <w:color w:val="auto"/>
         </w:rPr>
-        <w:t>El</w:t>
-      </w:r>
-      <w:r>
-        <w:rPr>
-          <w:rFonts w:ascii="Arial Narrow" w:hAnsi="Arial Narrow"/>
-          <w:color w:val="auto"/>
-        </w:rPr>
-        <w:t xml:space="preserve"> </w:t>
-      </w:r>
-      <w:r>
-        <w:rPr>
-          <w:rFonts w:ascii="Arial Narrow" w:hAnsi="Arial Narrow"/>
-          <w:color w:val="auto"/>
-        </w:rPr>
-        <w:t>24</w:t>
-      </w:r>
-      <w:r>
-        <w:rPr>
-          <w:rFonts w:ascii="Arial Narrow" w:hAnsi="Arial Narrow"/>
-          <w:color w:val="auto"/>
-        </w:rPr>
-        <w:t xml:space="preserve"> de </w:t>
-      </w:r>
-      <w:r>
-        <w:rPr>
-          <w:rFonts w:ascii="Arial Narrow" w:hAnsi="Arial Narrow"/>
-          <w:color w:val="auto"/>
-        </w:rPr>
-        <w:t>junio</w:t>
-      </w:r>
-      <w:r>
-        <w:rPr>
-          <w:rFonts w:ascii="Arial Narrow" w:hAnsi="Arial Narrow"/>
-          <w:color w:val="auto"/>
-        </w:rPr>
-        <w:t xml:space="preserve"> de 2025</w:t>
-      </w:r>
-      <w:r>
-        <w:rPr>
-          <w:rFonts w:ascii="Arial Narrow" w:hAnsi="Arial Narrow"/>
-        </w:rPr>
-        <w:t xml:space="preserve">, </w:t>
+        <w:t xml:space="preserve">El 24 de junio de 2025, [APELLIDO] presentó un escrito, a través del cual adjuntó las declaraciones mensuales (PDT-IGV Renta mensual) del Impuesto General a las Ventas (IGV) e Impuesto a la Renta (IR) completas del ejercicio correspondiente al año 2024, cuya confidencialidad será evaluada. </w:t>
+      </w:r>
+      <w:r>
+        <w:rPr>
+          <w:rFonts w:ascii="Arial Narrow" w:hAnsi="Arial Narrow"/>
+          <w:color w:val="auto"/>
+        </w:rPr>
+        <w:t xml:space="preserve"/>
+      </w:r>
+      <w:r>
+        <w:rPr>
+          <w:rFonts w:ascii="Arial Narrow" w:hAnsi="Arial Narrow"/>
+          <w:color w:val="auto"/>
+        </w:rPr>
+        <w:t/>
+      </w:r>
+      <w:r>
+        <w:rPr>
+          <w:rFonts w:ascii="Arial Narrow" w:hAnsi="Arial Narrow"/>
+          <w:color w:val="auto"/>
+        </w:rPr>
+        <w:t xml:space="preserve"/>
+      </w:r>
+      <w:r>
+        <w:rPr>
+          <w:rFonts w:ascii="Arial Narrow" w:hAnsi="Arial Narrow"/>
+          <w:color w:val="auto"/>
+        </w:rPr>
+        <w:t/>
+      </w:r>
+      <w:r>
+        <w:rPr>
+          <w:rFonts w:ascii="Arial Narrow" w:hAnsi="Arial Narrow"/>
+          <w:color w:val="auto"/>
+        </w:rPr>
+        <w:t xml:space="preserve"/>
+      </w:r>
+      <w:r>
+        <w:rPr>
+          <w:rFonts w:ascii="Arial Narrow" w:hAnsi="Arial Narrow"/>
+        </w:rPr>
+        <w:t xml:space="preserve"/>
       </w:r>
       <w:r>
         <w:rPr>
           <w:rFonts w:ascii="Arial Narrow" w:eastAsia="Arial Narrow" w:hAnsi="Arial Narrow" w:cs="Arial Narrow"/>
         </w:rPr>
-        <w:t>Panasur</w:t>
-      </w:r>
-      <w:r>
-        <w:rPr>
-          <w:rFonts w:ascii="Arial Narrow" w:hAnsi="Arial Narrow"/>
-        </w:rPr>
-        <w:t xml:space="preserve"> </w:t>
-      </w:r>
-      <w:r>
-        <w:rPr>
-          <w:rFonts w:ascii="Arial Narrow" w:hAnsi="Arial Narrow"/>
-          <w:color w:val="auto"/>
-        </w:rPr>
-        <w:t xml:space="preserve">presentó </w:t>
-      </w:r>
-      <w:r>
-        <w:rPr>
-          <w:rFonts w:ascii="Arial Narrow" w:hAnsi="Arial Narrow"/>
-          <w:color w:val="auto"/>
-        </w:rPr>
-        <w:t xml:space="preserve">un escrito, a través del cual adjuntó las declaraciones mensuales (PDT-IGV Renta mensual) del Impuesto General a las Ventas (IGV) e Impuesto a la Renta (IR) completas del ejercicio correspondiente al año </w:t>
-      </w:r>
-      <w:r>
-        <w:rPr>
-          <w:rFonts w:ascii="Arial Narrow" w:hAnsi="Arial Narrow"/>
-          <w:color w:val="auto"/>
-        </w:rPr>
-        <w:t>2024</w:t>
-      </w:r>
-      <w:r>
-        <w:rPr>
-          <w:rFonts w:ascii="Arial Narrow" w:hAnsi="Arial Narrow"/>
-          <w:color w:val="auto"/>
-        </w:rPr>
-        <w:t xml:space="preserve">, </w:t>
-      </w:r>
-      <w:r>
-        <w:rPr>
-          <w:rFonts w:ascii="Arial Narrow" w:hAnsi="Arial Narrow"/>
-        </w:rPr>
-        <w:t>cuya</w:t>
-      </w:r>
-      <w:r>
-        <w:rPr>
-          <w:rFonts w:ascii="Arial Narrow" w:hAnsi="Arial Narrow"/>
-        </w:rPr>
-        <w:t xml:space="preserve"> confidencialidad será evaluada.</w:t>
-      </w:r>
-      <w:r>
-        <w:rPr>
-          <w:rFonts w:ascii="Arial Narrow" w:hAnsi="Arial Narrow"/>
-        </w:rPr>
-        <w:t xml:space="preserve"> </w:t>
+        <w:t/>
+      </w:r>
+      <w:r>
+        <w:rPr>
+          <w:rFonts w:ascii="Arial Narrow" w:hAnsi="Arial Narrow"/>
+        </w:rPr>
+        <w:t xml:space="preserve"/>
+      </w:r>
+      <w:r>
+        <w:rPr>
+          <w:rFonts w:ascii="Arial Narrow" w:hAnsi="Arial Narrow"/>
+          <w:color w:val="auto"/>
+        </w:rPr>
+        <w:t xml:space="preserve"/>
+      </w:r>
+      <w:r>
+        <w:rPr>
+          <w:rFonts w:ascii="Arial Narrow" w:hAnsi="Arial Narrow"/>
+          <w:color w:val="auto"/>
+        </w:rPr>
+        <w:t xml:space="preserve"/>
+      </w:r>
+      <w:r>
+        <w:rPr>
+          <w:rFonts w:ascii="Arial Narrow" w:hAnsi="Arial Narrow"/>
+          <w:color w:val="auto"/>
+        </w:rPr>
+        <w:t/>
+      </w:r>
+      <w:r>
+        <w:rPr>
+          <w:rFonts w:ascii="Arial Narrow" w:hAnsi="Arial Narrow"/>
+          <w:color w:val="auto"/>
+        </w:rPr>
+        <w:t xml:space="preserve"/>
+      </w:r>
+      <w:r>
+        <w:rPr>
+          <w:rFonts w:ascii="Arial Narrow" w:hAnsi="Arial Narrow"/>
+        </w:rPr>
+        <w:t/>
+      </w:r>
+      <w:r>
+        <w:rPr>
+          <w:rFonts w:ascii="Arial Narrow" w:hAnsi="Arial Narrow"/>
+        </w:rPr>
+        <w:t xml:space="preserve"/>
+      </w:r>
+      <w:r>
+        <w:rPr>
+          <w:rFonts w:ascii="Arial Narrow" w:hAnsi="Arial Narrow"/>
+        </w:rPr>
+        <w:t xml:space="preserve"/>
       </w:r>
     </w:p>
     <w:p>
@@ -954,140 +954,140 @@
         <w:rPr>
           <w:rFonts w:ascii="Arial Narrow" w:hAnsi="Arial Narrow"/>
         </w:rPr>
-        <w:t>E</w:t>
-      </w:r>
-      <w:r>
-        <w:rPr>
-          <w:rFonts w:ascii="Arial Narrow" w:hAnsi="Arial Narrow"/>
-        </w:rPr>
-        <w:t xml:space="preserve">l 19 de julio de 2023, </w:t>
-      </w:r>
-      <w:r>
-        <w:rPr>
-          <w:rFonts w:ascii="Arial Narrow" w:hAnsi="Arial Narrow"/>
-        </w:rPr>
-        <w:t xml:space="preserve">el Pleno de la Comisión de Protección al Consumidor 1 (en adelante, Comisión) </w:t>
-      </w:r>
-      <w:r>
-        <w:rPr>
-          <w:rFonts w:ascii="Arial Narrow" w:hAnsi="Arial Narrow"/>
-        </w:rPr>
-        <w:t>acordó delegar</w:t>
-      </w:r>
-      <w:r>
-        <w:rPr>
-          <w:rFonts w:ascii="Arial Narrow" w:hAnsi="Arial Narrow"/>
-        </w:rPr>
-        <w:t xml:space="preserve"> a la Secretaría Técnica </w:t>
-      </w:r>
-      <w:r>
-        <w:rPr>
-          <w:rFonts w:ascii="Arial Narrow" w:hAnsi="Arial Narrow"/>
-        </w:rPr>
-        <w:t xml:space="preserve">de la Comisión </w:t>
-      </w:r>
-      <w:r>
-        <w:rPr>
-          <w:rFonts w:ascii="Arial Narrow" w:hAnsi="Arial Narrow"/>
-        </w:rPr>
-        <w:t>de Protección al Consumidor 1 (en adelante, la Secretaría Técnica</w:t>
-      </w:r>
-      <w:r>
-        <w:rPr>
-          <w:rFonts w:ascii="Arial Narrow" w:hAnsi="Arial Narrow"/>
-        </w:rPr>
-        <w:t xml:space="preserve">) </w:t>
-      </w:r>
-      <w:r>
-        <w:rPr>
-          <w:rFonts w:ascii="Arial Narrow" w:hAnsi="Arial Narrow"/>
-        </w:rPr>
-        <w:t>la facultad</w:t>
-      </w:r>
-      <w:r>
-        <w:rPr>
-          <w:rFonts w:ascii="Arial Narrow" w:hAnsi="Arial Narrow"/>
-        </w:rPr>
-        <w:t xml:space="preserve"> de</w:t>
-      </w:r>
-      <w:r>
-        <w:rPr>
-          <w:rFonts w:ascii="Arial Narrow" w:hAnsi="Arial Narrow"/>
-        </w:rPr>
-        <w:t xml:space="preserve"> </w:t>
-      </w:r>
-      <w:r>
-        <w:rPr>
-          <w:rFonts w:ascii="Arial Narrow" w:hAnsi="Arial Narrow"/>
-        </w:rPr>
-        <w:t xml:space="preserve">calificar y declarar la confidencialidad de la información solicitada </w:t>
-      </w:r>
-      <w:r>
-        <w:rPr>
-          <w:rFonts w:ascii="Arial Narrow" w:hAnsi="Arial Narrow"/>
-        </w:rPr>
-        <w:t>a</w:t>
-      </w:r>
-      <w:r>
-        <w:rPr>
-          <w:rFonts w:ascii="Arial Narrow" w:hAnsi="Arial Narrow"/>
-        </w:rPr>
-        <w:t xml:space="preserve"> pedido de parte o de oficio</w:t>
+        <w:t xml:space="preserve">El 19 de julio de 2023, el Pleno de la Comisión de Protección al Consumidor 1 (en adelante, Comisión) acordó delegar a la Secretaría Técnica de la Comisión de Protección al Consumidor 1 (en adelante, la Secretaría Técnica) la facultad de calificar y declarar la confidencialidad de la información solicitada a pedido de parte o de oficio, en el marco de la tramitación de los procedimientos de protección al consumidor, en primera y segunda instancia administrativa. En ese sentido, corresponde emitir un pronunciamiento respecto a la confidencialidad de la documentación presentada por [APELLIDO]. </w:t>
+      </w:r>
+      <w:r>
+        <w:rPr>
+          <w:rFonts w:ascii="Arial Narrow" w:hAnsi="Arial Narrow"/>
+        </w:rPr>
+        <w:t xml:space="preserve"/>
+      </w:r>
+      <w:r>
+        <w:rPr>
+          <w:rFonts w:ascii="Arial Narrow" w:hAnsi="Arial Narrow"/>
+        </w:rPr>
+        <w:t xml:space="preserve"/>
+      </w:r>
+      <w:r>
+        <w:rPr>
+          <w:rFonts w:ascii="Arial Narrow" w:hAnsi="Arial Narrow"/>
+        </w:rPr>
+        <w:t/>
+      </w:r>
+      <w:r>
+        <w:rPr>
+          <w:rFonts w:ascii="Arial Narrow" w:hAnsi="Arial Narrow"/>
+        </w:rPr>
+        <w:t xml:space="preserve"/>
+      </w:r>
+      <w:r>
+        <w:rPr>
+          <w:rFonts w:ascii="Arial Narrow" w:hAnsi="Arial Narrow"/>
+        </w:rPr>
+        <w:t xml:space="preserve"/>
+      </w:r>
+      <w:r>
+        <w:rPr>
+          <w:rFonts w:ascii="Arial Narrow" w:hAnsi="Arial Narrow"/>
+        </w:rPr>
+        <w:t/>
+      </w:r>
+      <w:r>
+        <w:rPr>
+          <w:rFonts w:ascii="Arial Narrow" w:hAnsi="Arial Narrow"/>
+        </w:rPr>
+        <w:t xml:space="preserve"/>
+      </w:r>
+      <w:r>
+        <w:rPr>
+          <w:rFonts w:ascii="Arial Narrow" w:hAnsi="Arial Narrow"/>
+        </w:rPr>
+        <w:t/>
+      </w:r>
+      <w:r>
+        <w:rPr>
+          <w:rFonts w:ascii="Arial Narrow" w:hAnsi="Arial Narrow"/>
+        </w:rPr>
+        <w:t xml:space="preserve"/>
+      </w:r>
+      <w:r>
+        <w:rPr>
+          <w:rFonts w:ascii="Arial Narrow" w:hAnsi="Arial Narrow"/>
+        </w:rPr>
+        <w:t xml:space="preserve"/>
+      </w:r>
+      <w:r>
+        <w:rPr>
+          <w:rFonts w:ascii="Arial Narrow" w:hAnsi="Arial Narrow"/>
+        </w:rPr>
+        <w:t xml:space="preserve"/>
+      </w:r>
+      <w:r>
+        <w:rPr>
+          <w:rFonts w:ascii="Arial Narrow" w:hAnsi="Arial Narrow"/>
+        </w:rPr>
+        <w:t/>
+      </w:r>
+      <w:r>
+        <w:rPr>
+          <w:rFonts w:ascii="Arial Narrow" w:hAnsi="Arial Narrow"/>
+        </w:rPr>
+        <w:t xml:space="preserve"/>
       </w:r>
       <w:r>
         <w:rPr>
           <w:rFonts w:ascii="Arial Narrow" w:hAnsi="Arial Narrow"/>
           <w:lang w:val="es-ES" w:eastAsia="es-ES"/>
         </w:rPr>
-        <w:t>, en el marco de la tramitación de los procedimientos de protección al consumidor, en primera y segunda instancia</w:t>
+        <w:t/>
       </w:r>
       <w:r>
         <w:rPr>
           <w:rFonts w:ascii="Arial Narrow" w:hAnsi="Arial Narrow"/>
           <w:lang w:val="es-ES" w:eastAsia="es-ES"/>
         </w:rPr>
-        <w:t xml:space="preserve"> administrativa</w:t>
+        <w:t xml:space="preserve"/>
       </w:r>
       <w:r>
         <w:rPr>
           <w:rFonts w:ascii="Arial Narrow" w:hAnsi="Arial Narrow"/>
           <w:lang w:val="es-ES" w:eastAsia="es-ES"/>
         </w:rPr>
-        <w:t xml:space="preserve">. En ese sentido, </w:t>
+        <w:t xml:space="preserve"/>
       </w:r>
       <w:r>
         <w:rPr>
           <w:rFonts w:ascii="Arial Narrow" w:hAnsi="Arial Narrow"/>
           <w:lang w:val="es-ES" w:eastAsia="es-ES"/>
         </w:rPr>
-        <w:t xml:space="preserve">corresponde emitir un pronunciamiento </w:t>
+        <w:t xml:space="preserve"/>
       </w:r>
       <w:r>
         <w:rPr>
           <w:rFonts w:ascii="Arial Narrow" w:hAnsi="Arial Narrow"/>
           <w:lang w:val="es-ES" w:eastAsia="es-ES"/>
         </w:rPr>
-        <w:t>respecto a la confidencialidad de la documentación presentada por</w:t>
+        <w:t/>
       </w:r>
       <w:r>
         <w:rPr>
           <w:rFonts w:ascii="Arial Narrow" w:hAnsi="Arial Narrow"/>
           <w:lang w:val="es-ES" w:eastAsia="es-ES"/>
         </w:rPr>
-        <w:t xml:space="preserve"> </w:t>
+        <w:t xml:space="preserve"/>
       </w:r>
       <w:r>
         <w:rPr>
           <w:rFonts w:ascii="Arial Narrow" w:eastAsia="Arial Narrow" w:hAnsi="Arial Narrow" w:cs="Arial Narrow"/>
         </w:rPr>
-        <w:t>Panasur</w:t>
-      </w:r>
-      <w:r>
-        <w:rPr>
-          <w:rFonts w:ascii="Arial Narrow" w:hAnsi="Arial Narrow"/>
-          <w:color w:val="auto"/>
-        </w:rPr>
-        <w:t xml:space="preserve">. </w:t>
+        <w:t/>
+      </w:r>
+      <w:r>
+        <w:rPr>
+          <w:rFonts w:ascii="Arial Narrow" w:hAnsi="Arial Narrow"/>
+          <w:color w:val="auto"/>
+        </w:rPr>
+        <w:t xml:space="preserve"/>
       </w:r>
     </w:p>
     <w:p>
@@ -1648,149 +1648,149 @@
         <w:rPr>
           <w:rFonts w:ascii="Arial Narrow" w:hAnsi="Arial Narrow"/>
         </w:rPr>
-        <w:t>P</w:t>
-      </w:r>
-      <w:r>
-        <w:rPr>
-          <w:rFonts w:ascii="Arial Narrow" w:hAnsi="Arial Narrow"/>
-        </w:rPr>
-        <w:t xml:space="preserve">or escrito </w:t>
-      </w:r>
-      <w:r>
-        <w:rPr>
-          <w:rFonts w:ascii="Arial Narrow" w:hAnsi="Arial Narrow"/>
-        </w:rPr>
-        <w:t xml:space="preserve">del </w:t>
-      </w:r>
-      <w:r>
-        <w:rPr>
-          <w:rFonts w:ascii="Arial Narrow" w:hAnsi="Arial Narrow"/>
-          <w:color w:val="auto"/>
-        </w:rPr>
-        <w:t>24</w:t>
-      </w:r>
-      <w:r>
-        <w:rPr>
-          <w:rFonts w:ascii="Arial Narrow" w:hAnsi="Arial Narrow"/>
-          <w:color w:val="auto"/>
-        </w:rPr>
-        <w:t xml:space="preserve"> de </w:t>
-      </w:r>
-      <w:r>
-        <w:rPr>
-          <w:rFonts w:ascii="Arial Narrow" w:hAnsi="Arial Narrow"/>
-          <w:color w:val="auto"/>
-        </w:rPr>
-        <w:t>junio</w:t>
-      </w:r>
-      <w:r>
-        <w:rPr>
-          <w:rFonts w:ascii="Arial Narrow" w:hAnsi="Arial Narrow"/>
-          <w:color w:val="auto"/>
-        </w:rPr>
-        <w:t xml:space="preserve"> de 2025</w:t>
-      </w:r>
-      <w:r>
-        <w:rPr>
-          <w:rFonts w:ascii="Arial Narrow" w:hAnsi="Arial Narrow"/>
-        </w:rPr>
-        <w:t>,</w:t>
-      </w:r>
-      <w:r>
-        <w:rPr>
-          <w:rFonts w:ascii="Arial Narrow" w:hAnsi="Arial Narrow"/>
-        </w:rPr>
-        <w:t xml:space="preserve"> </w:t>
+        <w:t xml:space="preserve">Por escrito del 24 de junio de 2025, [APELLIDO] presentó las declaraciones mensuales (PDT-IGV Renta mensual) del Impuesto General a las Ventas (IGV) e Impuesto a la Renta (IR) completas del ejercicio correspondiente al año 2024, el cual contiene información correspondiente a PDT-IGV Renta mensual, IGV, e IR; por lo que corresponde que la Secretaría Técnica -por delegación de facultades- evalúe su confidencialidad.</w:t>
+      </w:r>
+      <w:r>
+        <w:rPr>
+          <w:rFonts w:ascii="Arial Narrow" w:hAnsi="Arial Narrow"/>
+        </w:rPr>
+        <w:t xml:space="preserve"/>
+      </w:r>
+      <w:r>
+        <w:rPr>
+          <w:rFonts w:ascii="Arial Narrow" w:hAnsi="Arial Narrow"/>
+        </w:rPr>
+        <w:t xml:space="preserve"/>
+      </w:r>
+      <w:r>
+        <w:rPr>
+          <w:rFonts w:ascii="Arial Narrow" w:hAnsi="Arial Narrow"/>
+          <w:color w:val="auto"/>
+        </w:rPr>
+        <w:t/>
+      </w:r>
+      <w:r>
+        <w:rPr>
+          <w:rFonts w:ascii="Arial Narrow" w:hAnsi="Arial Narrow"/>
+          <w:color w:val="auto"/>
+        </w:rPr>
+        <w:t xml:space="preserve"/>
+      </w:r>
+      <w:r>
+        <w:rPr>
+          <w:rFonts w:ascii="Arial Narrow" w:hAnsi="Arial Narrow"/>
+          <w:color w:val="auto"/>
+        </w:rPr>
+        <w:t/>
+      </w:r>
+      <w:r>
+        <w:rPr>
+          <w:rFonts w:ascii="Arial Narrow" w:hAnsi="Arial Narrow"/>
+          <w:color w:val="auto"/>
+        </w:rPr>
+        <w:t xml:space="preserve"/>
+      </w:r>
+      <w:r>
+        <w:rPr>
+          <w:rFonts w:ascii="Arial Narrow" w:hAnsi="Arial Narrow"/>
+        </w:rPr>
+        <w:t/>
+      </w:r>
+      <w:r>
+        <w:rPr>
+          <w:rFonts w:ascii="Arial Narrow" w:hAnsi="Arial Narrow"/>
+        </w:rPr>
+        <w:t xml:space="preserve"/>
       </w:r>
       <w:r>
         <w:rPr>
           <w:rFonts w:ascii="Arial Narrow" w:eastAsia="Arial Narrow" w:hAnsi="Arial Narrow" w:cs="Arial Narrow"/>
         </w:rPr>
-        <w:t>Panasur</w:t>
-      </w:r>
-      <w:r>
-        <w:rPr>
-          <w:rFonts w:ascii="Arial Narrow" w:hAnsi="Arial Narrow"/>
-        </w:rPr>
-        <w:t xml:space="preserve"> </w:t>
-      </w:r>
-      <w:r>
-        <w:rPr>
-          <w:rFonts w:ascii="Arial Narrow" w:hAnsi="Arial Narrow"/>
-        </w:rPr>
-        <w:t>presentó</w:t>
-      </w:r>
-      <w:r>
-        <w:rPr>
-          <w:rFonts w:ascii="Arial Narrow" w:hAnsi="Arial Narrow"/>
-        </w:rPr>
-        <w:t xml:space="preserve"> las declaraciones mensuales (PDT-IGV Renta mensual) del Impuesto General a </w:t>
-      </w:r>
-      <w:r>
-        <w:rPr>
-          <w:rFonts w:ascii="Arial Narrow" w:hAnsi="Arial Narrow"/>
-        </w:rPr>
-        <w:t xml:space="preserve">las Ventas (IGV) e Impuesto a la Renta (IR) completas del ejercicio correspondiente al año </w:t>
-      </w:r>
-      <w:r>
-        <w:rPr>
-          <w:rFonts w:ascii="Arial Narrow" w:hAnsi="Arial Narrow"/>
-        </w:rPr>
-        <w:t>2024</w:t>
-      </w:r>
-      <w:r>
-        <w:rPr>
-          <w:rFonts w:ascii="Arial Narrow" w:hAnsi="Arial Narrow"/>
-        </w:rPr>
-        <w:t>, el cu</w:t>
-      </w:r>
-      <w:r>
-        <w:rPr>
-          <w:rFonts w:ascii="Arial Narrow" w:hAnsi="Arial Narrow"/>
-        </w:rPr>
-        <w:t>al contiene información correspondiente</w:t>
-      </w:r>
-      <w:r>
-        <w:rPr>
-          <w:rFonts w:ascii="Arial Narrow" w:hAnsi="Arial Narrow"/>
-        </w:rPr>
-        <w:t xml:space="preserve"> a</w:t>
-      </w:r>
-      <w:r>
-        <w:rPr>
-          <w:rFonts w:ascii="Arial Narrow" w:hAnsi="Arial Narrow"/>
-        </w:rPr>
-        <w:t xml:space="preserve"> PDT-IGV Renta mensual, IGV, e IR</w:t>
-      </w:r>
-      <w:r>
-        <w:rPr>
-          <w:rFonts w:ascii="Arial Narrow" w:hAnsi="Arial Narrow"/>
-        </w:rPr>
-        <w:t>;</w:t>
-      </w:r>
-      <w:r>
-        <w:rPr>
-          <w:rFonts w:ascii="Arial Narrow" w:hAnsi="Arial Narrow"/>
-        </w:rPr>
-        <w:t xml:space="preserve"> por lo que corresponde</w:t>
-      </w:r>
-      <w:r>
-        <w:rPr>
-          <w:rFonts w:ascii="Arial Narrow" w:hAnsi="Arial Narrow"/>
-        </w:rPr>
-        <w:t xml:space="preserve"> que la Secretaría Técnica -por delegación de facultades</w:t>
-      </w:r>
-      <w:r>
-        <w:rPr>
-          <w:rFonts w:ascii="Arial Narrow" w:hAnsi="Arial Narrow"/>
-        </w:rPr>
-        <w:t>- evalúe</w:t>
-      </w:r>
-      <w:r>
-        <w:rPr>
-          <w:rFonts w:ascii="Arial Narrow" w:hAnsi="Arial Narrow"/>
-        </w:rPr>
-        <w:t xml:space="preserve"> su confidencialidad.</w:t>
+        <w:t/>
+      </w:r>
+      <w:r>
+        <w:rPr>
+          <w:rFonts w:ascii="Arial Narrow" w:hAnsi="Arial Narrow"/>
+        </w:rPr>
+        <w:t xml:space="preserve"/>
+      </w:r>
+      <w:r>
+        <w:rPr>
+          <w:rFonts w:ascii="Arial Narrow" w:hAnsi="Arial Narrow"/>
+        </w:rPr>
+        <w:t/>
+      </w:r>
+      <w:r>
+        <w:rPr>
+          <w:rFonts w:ascii="Arial Narrow" w:hAnsi="Arial Narrow"/>
+        </w:rPr>
+        <w:t xml:space="preserve"/>
+      </w:r>
+      <w:r>
+        <w:rPr>
+          <w:rFonts w:ascii="Arial Narrow" w:hAnsi="Arial Narrow"/>
+        </w:rPr>
+        <w:t xml:space="preserve"/>
+      </w:r>
+      <w:r>
+        <w:rPr>
+          <w:rFonts w:ascii="Arial Narrow" w:hAnsi="Arial Narrow"/>
+        </w:rPr>
+        <w:t/>
+      </w:r>
+      <w:r>
+        <w:rPr>
+          <w:rFonts w:ascii="Arial Narrow" w:hAnsi="Arial Narrow"/>
+        </w:rPr>
+        <w:t/>
+      </w:r>
+      <w:r>
+        <w:rPr>
+          <w:rFonts w:ascii="Arial Narrow" w:hAnsi="Arial Narrow"/>
+        </w:rPr>
+        <w:t/>
+      </w:r>
+      <w:r>
+        <w:rPr>
+          <w:rFonts w:ascii="Arial Narrow" w:hAnsi="Arial Narrow"/>
+        </w:rPr>
+        <w:t xml:space="preserve"/>
+      </w:r>
+      <w:r>
+        <w:rPr>
+          <w:rFonts w:ascii="Arial Narrow" w:hAnsi="Arial Narrow"/>
+        </w:rPr>
+        <w:t xml:space="preserve"/>
+      </w:r>
+      <w:r>
+        <w:rPr>
+          <w:rFonts w:ascii="Arial Narrow" w:hAnsi="Arial Narrow"/>
+        </w:rPr>
+        <w:t/>
+      </w:r>
+      <w:r>
+        <w:rPr>
+          <w:rFonts w:ascii="Arial Narrow" w:hAnsi="Arial Narrow"/>
+        </w:rPr>
+        <w:t xml:space="preserve"/>
+      </w:r>
+      <w:r>
+        <w:rPr>
+          <w:rFonts w:ascii="Arial Narrow" w:hAnsi="Arial Narrow"/>
+        </w:rPr>
+        <w:t xml:space="preserve"/>
+      </w:r>
+      <w:r>
+        <w:rPr>
+          <w:rFonts w:ascii="Arial Narrow" w:hAnsi="Arial Narrow"/>
+        </w:rPr>
+        <w:t/>
+      </w:r>
+      <w:r>
+        <w:rPr>
+          <w:rFonts w:ascii="Arial Narrow" w:hAnsi="Arial Narrow"/>
+        </w:rPr>
+        <w:t xml:space="preserve"/>
       </w:r>
     </w:p>
     <w:p>
@@ -1909,95 +1909,95 @@
           <w:rStyle w:val="normaltextrun"/>
           <w:rFonts w:ascii="Arial Narrow" w:hAnsi="Arial Narrow"/>
         </w:rPr>
-        <w:t xml:space="preserve">En el presente caso, </w:t>
+        <w:t xml:space="preserve">En el presente caso, [APELLIDO] adjuntó a su escrito del 24 de junio de 2025, la copia de la constancia de presentación del PDT correspondiente a la Declaración Jurada de Pago Mensual del Impuesto a la Renta de Tercera Categoría; así como, el PDT-IGV-Renta Mensual del ejercicio 2024.</w:t>
       </w:r>
       <w:r>
         <w:rPr>
           <w:rFonts w:ascii="Arial Narrow" w:eastAsia="Arial Narrow" w:hAnsi="Arial Narrow" w:cs="Arial Narrow"/>
         </w:rPr>
-        <w:t>Panasur</w:t>
+        <w:t/>
       </w:r>
       <w:r>
         <w:rPr>
           <w:rStyle w:val="normaltextrun"/>
           <w:rFonts w:ascii="Arial Narrow" w:hAnsi="Arial Narrow"/>
         </w:rPr>
-        <w:t xml:space="preserve"> </w:t>
+        <w:t xml:space="preserve"/>
       </w:r>
       <w:r>
         <w:rPr>
           <w:rStyle w:val="normaltextrun"/>
           <w:rFonts w:ascii="Arial Narrow" w:hAnsi="Arial Narrow"/>
         </w:rPr>
-        <w:t>adjuntó a s</w:t>
+        <w:t/>
       </w:r>
       <w:r>
         <w:rPr>
           <w:rStyle w:val="normaltextrun"/>
           <w:rFonts w:ascii="Arial Narrow" w:hAnsi="Arial Narrow"/>
         </w:rPr>
-        <w:t>u</w:t>
+        <w:t/>
       </w:r>
       <w:r>
         <w:rPr>
           <w:rStyle w:val="normaltextrun"/>
           <w:rFonts w:ascii="Arial Narrow" w:hAnsi="Arial Narrow"/>
         </w:rPr>
-        <w:t xml:space="preserve"> escrito</w:t>
+        <w:t xml:space="preserve"/>
       </w:r>
       <w:r>
         <w:rPr>
           <w:rStyle w:val="normaltextrun"/>
           <w:rFonts w:ascii="Arial Narrow" w:hAnsi="Arial Narrow"/>
         </w:rPr>
-        <w:t xml:space="preserve"> </w:t>
+        <w:t xml:space="preserve"/>
       </w:r>
       <w:r>
         <w:rPr>
           <w:rStyle w:val="normaltextrun"/>
           <w:rFonts w:ascii="Arial Narrow" w:hAnsi="Arial Narrow"/>
         </w:rPr>
-        <w:t xml:space="preserve">del </w:t>
+        <w:t xml:space="preserve"/>
       </w:r>
       <w:r>
         <w:rPr>
           <w:rFonts w:ascii="Arial Narrow" w:eastAsia="Arial Narrow" w:hAnsi="Arial Narrow" w:cs="Arial Narrow"/>
         </w:rPr>
-        <w:t>24 de</w:t>
+        <w:t/>
       </w:r>
       <w:r>
         <w:rPr>
           <w:rFonts w:ascii="Arial Narrow" w:eastAsia="Arial Narrow" w:hAnsi="Arial Narrow" w:cs="Arial Narrow"/>
         </w:rPr>
-        <w:t xml:space="preserve"> junio de 2025</w:t>
+        <w:t xml:space="preserve"/>
       </w:r>
       <w:r>
         <w:rPr>
           <w:rStyle w:val="normaltextrun"/>
           <w:rFonts w:ascii="Arial Narrow" w:hAnsi="Arial Narrow"/>
         </w:rPr>
-        <w:t xml:space="preserve">, la copia de la constancia de presentación del PDT correspondiente a la Declaración Jurada de </w:t>
+        <w:t xml:space="preserve"/>
       </w:r>
       <w:r>
         <w:rPr>
           <w:rStyle w:val="normaltextrun"/>
           <w:rFonts w:ascii="Arial Narrow" w:hAnsi="Arial Narrow"/>
         </w:rPr>
-        <w:t xml:space="preserve">Pago Mensual del Impuesto a la Renta de Tercera Categoría; así como, el PDT-IGV-Renta Mensual del ejercicio </w:t>
+        <w:t xml:space="preserve"/>
       </w:r>
       <w:r>
         <w:rPr>
           <w:rStyle w:val="normaltextrun"/>
           <w:rFonts w:ascii="Arial Narrow" w:hAnsi="Arial Narrow"/>
         </w:rPr>
-        <w:t>2024</w:t>
+        <w:t/>
       </w:r>
       <w:r>
         <w:rPr>
           <w:rStyle w:val="normaltextrun"/>
           <w:rFonts w:ascii="Arial Narrow" w:hAnsi="Arial Narrow"/>
         </w:rPr>
-        <w:t>.</w:t>
+        <w:t/>
       </w:r>
     </w:p>
     <w:p>
@@ -2079,7 +2079,7 @@
           <w:rFonts w:ascii="Arial Narrow" w:hAnsi="Arial Narrow"/>
           <w:color w:val="auto"/>
         </w:rPr>
-        <w:t xml:space="preserve">En consecuencia, conforme a lo dispuesto en el artículo 85 del Código Tributario, la Secretaría Técnica considera que corresponde declarar la confidencialidad de la información contenida en las copias de las </w:t>
+        <w:t xml:space="preserve">En consecuencia, conforme a lo dispuesto en el artículo 85 del Código Tributario, la Secretaría Técnica considera que corresponde declarar la confidencialidad de la información contenida en las copias de las declaraciones juradas mensuales (PDT-IGV Renta mensual) del Impuesto General a las Ventas (IGV) e Impuesto a la Renta (IR) correspondiente al periodo 2024 [APELLIDO] que obra en el documento 2 denominado “PDT-IGV [APELLIDO] .PDF”, y en el en el documento 3 denominado “IMPUESTO A LA RENTA - [APELLIDO] .PDF”, ambos de la pieza 6 presentada mediante el escrito del 24 de junio de 2025 del expediente, precisándose que la confidencialidad declarada deberá mantenerse de forma permanente.</w:t>
       </w:r>
       <w:r>
         <w:rPr>
@@ -2087,21 +2087,21 @@
           <w:color w:val="auto"/>
         </w:rPr>
         <w:lastRenderedPageBreak/>
-        <w:t>declaraciones juradas mensuales (PDT-IGV Renta mensual) del Impuesto General a las Ventas (IGV) e Impuesto a la Renta (IR)</w:t>
-      </w:r>
-      <w:r>
-        <w:rPr>
-          <w:rFonts w:ascii="Arial Narrow" w:hAnsi="Arial Narrow"/>
-          <w:color w:val="auto"/>
-        </w:rPr>
-        <w:t xml:space="preserve"> </w:t>
-      </w:r>
-      <w:r>
-        <w:rPr>
-          <w:rFonts w:ascii="Arial Narrow" w:hAnsi="Arial Narrow"/>
-          <w:color w:val="auto"/>
-        </w:rPr>
-        <w:t xml:space="preserve">correspondiente al periodo </w:t>
+        <w:t/>
+      </w:r>
+      <w:r>
+        <w:rPr>
+          <w:rFonts w:ascii="Arial Narrow" w:hAnsi="Arial Narrow"/>
+          <w:color w:val="auto"/>
+        </w:rPr>
+        <w:t xml:space="preserve"/>
+      </w:r>
+      <w:r>
+        <w:rPr>
+          <w:rFonts w:ascii="Arial Narrow" w:hAnsi="Arial Narrow"/>
+          <w:color w:val="auto"/>
+        </w:rPr>
+        <w:t xml:space="preserve"/>
       </w:r>
       <w:r>
         <w:rPr>
@@ -2109,45 +2109,45 @@
           <w:color w:val="auto"/>
           <w:u w:val="single"/>
         </w:rPr>
-        <w:t>2024</w:t>
-      </w:r>
-      <w:r>
-        <w:rPr>
-          <w:rFonts w:ascii="Arial Narrow" w:hAnsi="Arial Narrow"/>
-          <w:color w:val="auto"/>
-        </w:rPr>
-        <w:t xml:space="preserve"> de </w:t>
+        <w:t/>
+      </w:r>
+      <w:r>
+        <w:rPr>
+          <w:rFonts w:ascii="Arial Narrow" w:hAnsi="Arial Narrow"/>
+          <w:color w:val="auto"/>
+        </w:rPr>
+        <w:t xml:space="preserve"/>
       </w:r>
       <w:r>
         <w:rPr>
           <w:rFonts w:ascii="Arial Narrow" w:eastAsia="Arial Narrow" w:hAnsi="Arial Narrow" w:cs="Arial Narrow"/>
         </w:rPr>
-        <w:t>Panasur</w:t>
-      </w:r>
-      <w:r>
-        <w:rPr>
-          <w:rFonts w:ascii="Arial Narrow" w:hAnsi="Arial Narrow"/>
-        </w:rPr>
-        <w:t xml:space="preserve"> </w:t>
+        <w:t/>
+      </w:r>
+      <w:r>
+        <w:rPr>
+          <w:rFonts w:ascii="Arial Narrow" w:hAnsi="Arial Narrow"/>
+        </w:rPr>
+        <w:t xml:space="preserve"/>
       </w:r>
       <w:r>
         <w:rPr>
           <w:rFonts w:ascii="Arial Narrow" w:eastAsia="Times New Roman" w:hAnsi="Arial Narrow"/>
           <w:color w:val="000000" w:themeColor="text1"/>
         </w:rPr>
-        <w:t xml:space="preserve">que </w:t>
-      </w:r>
-      <w:r>
-        <w:rPr>
-          <w:rFonts w:ascii="Arial Narrow" w:hAnsi="Arial Narrow"/>
-        </w:rPr>
-        <w:t xml:space="preserve">obra en el </w:t>
-      </w:r>
-      <w:r>
-        <w:rPr>
-          <w:rFonts w:ascii="Arial Narrow" w:hAnsi="Arial Narrow"/>
-        </w:rPr>
-        <w:t>documento 2 denominado “PDT-IGV TOURS PANASUR.PDF”, y en el en el documento 3 denominado “IMPUESTO A LA RENTA - TOURS PANASUR.PDF”, ambos de la pieza 6</w:t>
+        <w:t xml:space="preserve"/>
+      </w:r>
+      <w:r>
+        <w:rPr>
+          <w:rFonts w:ascii="Arial Narrow" w:hAnsi="Arial Narrow"/>
+        </w:rPr>
+        <w:t xml:space="preserve"/>
+      </w:r>
+      <w:r>
+        <w:rPr>
+          <w:rFonts w:ascii="Arial Narrow" w:hAnsi="Arial Narrow"/>
+        </w:rPr>
+        <w:t/>
       </w:r>
       <w:r>
         <w:rPr>
@@ -2155,27 +2155,27 @@
           <w:b/>
           <w:bCs/>
         </w:rPr>
-        <w:t xml:space="preserve"> </w:t>
-      </w:r>
-      <w:r>
-        <w:rPr>
-          <w:rFonts w:ascii="Arial Narrow" w:hAnsi="Arial Narrow"/>
-        </w:rPr>
-        <w:t>presentada mediante el escrito del 24 de junio de 2025 del expediente</w:t>
+        <w:t xml:space="preserve"/>
+      </w:r>
+      <w:r>
+        <w:rPr>
+          <w:rFonts w:ascii="Arial Narrow" w:hAnsi="Arial Narrow"/>
+        </w:rPr>
+        <w:t/>
       </w:r>
       <w:r>
         <w:rPr>
           <w:rFonts w:ascii="Arial Narrow" w:eastAsia="Times New Roman" w:hAnsi="Arial Narrow"/>
           <w:color w:val="000000" w:themeColor="text1"/>
         </w:rPr>
-        <w:t xml:space="preserve">, </w:t>
-      </w:r>
-      <w:r>
-        <w:rPr>
-          <w:rFonts w:ascii="Arial Narrow" w:hAnsi="Arial Narrow"/>
-          <w:color w:val="auto"/>
-        </w:rPr>
-        <w:t>precisándose que la confidencialidad declarada deberá mantenerse de forma permanente.</w:t>
+        <w:t xml:space="preserve"/>
+      </w:r>
+      <w:r>
+        <w:rPr>
+          <w:rFonts w:ascii="Arial Narrow" w:hAnsi="Arial Narrow"/>
+          <w:color w:val="auto"/>
+        </w:rPr>
+        <w:t/>
       </w:r>
     </w:p>
     <w:p>
@@ -2303,66 +2303,66 @@
           <w:bCs/>
           <w:color w:val="auto"/>
         </w:rPr>
-        <w:t xml:space="preserve">PRIMERO: </w:t>
-      </w:r>
-      <w:r>
-        <w:rPr>
-          <w:rFonts w:ascii="Arial Narrow" w:hAnsi="Arial Narrow"/>
-          <w:color w:val="auto"/>
-        </w:rPr>
-        <w:t>calificar</w:t>
-      </w:r>
-      <w:r>
-        <w:rPr>
-          <w:rFonts w:ascii="Arial Narrow" w:hAnsi="Arial Narrow"/>
-          <w:color w:val="auto"/>
-        </w:rPr>
-        <w:t>, de oficio,</w:t>
-      </w:r>
-      <w:r>
-        <w:rPr>
-          <w:rFonts w:ascii="Arial Narrow" w:hAnsi="Arial Narrow"/>
-          <w:color w:val="auto"/>
-        </w:rPr>
-        <w:t xml:space="preserve"> como confidencial la información presentada por</w:t>
+        <w:t xml:space="preserve">PRIMERO: calificar, de oficio, como confidencial la información presentada por [DENUNCIANTE]  la cual obra en el documento 2 denominado “PDT-IGV [APELLIDO] .PDF”, y en el en el documento 3 denominado “IMPUESTO A LA RENTA - [APELLIDO] .PDF”, de la pieza 6 presentada mediante el escrito del 24 de junio de 2025 del expediente, referida a las declaraciones mensuales (PDT-IGV Renta mensual) del Impuesto General a las Ventas (IGV) e Impuesto a la Renta (IR) completas del ejercicio correspondiente al año 2024; precisándose que la confidencialidad declarada deberá mantenerse permanentemente.</w:t>
+      </w:r>
+      <w:r>
+        <w:rPr>
+          <w:rFonts w:ascii="Arial Narrow" w:hAnsi="Arial Narrow"/>
+          <w:color w:val="auto"/>
+        </w:rPr>
+        <w:t/>
+      </w:r>
+      <w:r>
+        <w:rPr>
+          <w:rFonts w:ascii="Arial Narrow" w:hAnsi="Arial Narrow"/>
+          <w:color w:val="auto"/>
+        </w:rPr>
+        <w:t/>
+      </w:r>
+      <w:r>
+        <w:rPr>
+          <w:rFonts w:ascii="Arial Narrow" w:hAnsi="Arial Narrow"/>
+          <w:color w:val="auto"/>
+        </w:rPr>
+        <w:t xml:space="preserve"/>
       </w:r>
       <w:r>
         <w:rPr>
           <w:rFonts w:ascii="Arial Narrow" w:eastAsia="Arial Narrow" w:hAnsi="Arial Narrow" w:cs="Arial Narrow"/>
         </w:rPr>
-        <w:t xml:space="preserve"> </w:t>
+        <w:t xml:space="preserve"/>
       </w:r>
       <w:r>
         <w:rPr>
           <w:rFonts w:ascii="Arial Narrow" w:eastAsia="Arial Narrow" w:hAnsi="Arial Narrow" w:cs="Arial Narrow"/>
         </w:rPr>
-        <w:t xml:space="preserve">Tours Panasur E.I.R.L. </w:t>
-      </w:r>
-      <w:r>
-        <w:rPr>
-          <w:rFonts w:ascii="Arial Narrow" w:hAnsi="Arial Narrow"/>
-        </w:rPr>
-        <w:t xml:space="preserve"> </w:t>
-      </w:r>
-      <w:r>
-        <w:rPr>
-          <w:rFonts w:ascii="Arial Narrow" w:hAnsi="Arial Narrow"/>
-          <w:color w:val="auto"/>
-        </w:rPr>
-        <w:t xml:space="preserve">la cual </w:t>
+        <w:t xml:space="preserve"/>
+      </w:r>
+      <w:r>
+        <w:rPr>
+          <w:rFonts w:ascii="Arial Narrow" w:hAnsi="Arial Narrow"/>
+        </w:rPr>
+        <w:t xml:space="preserve"/>
+      </w:r>
+      <w:r>
+        <w:rPr>
+          <w:rFonts w:ascii="Arial Narrow" w:hAnsi="Arial Narrow"/>
+          <w:color w:val="auto"/>
+        </w:rPr>
+        <w:t xml:space="preserve"/>
       </w:r>
       <w:bookmarkStart w:id="5" w:name="_Hlk201764230"/>
       <w:r>
         <w:rPr>
           <w:rFonts w:ascii="Arial Narrow" w:hAnsi="Arial Narrow"/>
         </w:rPr>
-        <w:t>obra en el documento 2 denominado “PDT-IGV TOURS PANASUR.PDF”, y en el en el documento 3 denominado “IMPUESTO A LA RENTA - TOURS PANASUR.PDF”, de la pieza 6 presentada</w:t>
-      </w:r>
-      <w:r>
-        <w:rPr>
-          <w:rFonts w:ascii="Arial Narrow" w:hAnsi="Arial Narrow"/>
-        </w:rPr>
-        <w:t xml:space="preserve"> mediante el escrito del 24 de junio de 2025 del expediente</w:t>
+        <w:t/>
+      </w:r>
+      <w:r>
+        <w:rPr>
+          <w:rFonts w:ascii="Arial Narrow" w:hAnsi="Arial Narrow"/>
+        </w:rPr>
+        <w:t xml:space="preserve"/>
       </w:r>
       <w:bookmarkEnd w:id="5"/>
       <w:r>
@@ -2370,21 +2370,21 @@
           <w:rFonts w:ascii="Arial Narrow" w:hAnsi="Arial Narrow"/>
           <w:color w:val="auto"/>
         </w:rPr>
-        <w:t>, referida a</w:t>
-      </w:r>
-      <w:r>
-        <w:rPr>
-          <w:rFonts w:ascii="Arial Narrow" w:hAnsi="Arial Narrow"/>
-          <w:color w:val="auto"/>
-        </w:rPr>
-        <w:t xml:space="preserve"> las declaraciones mensuales (PDT-IGV Renta mensual) del </w:t>
-      </w:r>
-      <w:r>
-        <w:rPr>
-          <w:rFonts w:ascii="Arial Narrow" w:hAnsi="Arial Narrow"/>
-          <w:color w:val="auto"/>
-        </w:rPr>
-        <w:t xml:space="preserve">Impuesto General a las Ventas (IGV) e Impuesto a la Renta (IR) completas del ejercicio correspondiente al año </w:t>
+        <w:t/>
+      </w:r>
+      <w:r>
+        <w:rPr>
+          <w:rFonts w:ascii="Arial Narrow" w:hAnsi="Arial Narrow"/>
+          <w:color w:val="auto"/>
+        </w:rPr>
+        <w:t xml:space="preserve"/>
+      </w:r>
+      <w:r>
+        <w:rPr>
+          <w:rFonts w:ascii="Arial Narrow" w:hAnsi="Arial Narrow"/>
+          <w:color w:val="auto"/>
+        </w:rPr>
+        <w:t xml:space="preserve"/>
       </w:r>
       <w:r>
         <w:rPr>
@@ -2392,28 +2392,28 @@
           <w:color w:val="auto"/>
           <w:u w:val="single"/>
         </w:rPr>
-        <w:t>2024</w:t>
-      </w:r>
-      <w:r>
-        <w:rPr>
-          <w:rFonts w:ascii="Arial Narrow" w:hAnsi="Arial Narrow"/>
-          <w:color w:val="auto"/>
-        </w:rPr>
-        <w:t>;</w:t>
-      </w:r>
-      <w:r>
-        <w:rPr>
-          <w:rFonts w:ascii="Arial Narrow" w:hAnsi="Arial Narrow"/>
-          <w:color w:val="auto"/>
-        </w:rPr>
-        <w:t xml:space="preserve"> precisándose</w:t>
-      </w:r>
-      <w:r>
-        <w:rPr>
-          <w:rFonts w:ascii="Arial Narrow" w:hAnsi="Arial Narrow"/>
-          <w:color w:val="auto"/>
-        </w:rPr>
-        <w:t xml:space="preserve"> que la confidencialidad declarada deberá mantenerse permanentemente.</w:t>
+        <w:t/>
+      </w:r>
+      <w:r>
+        <w:rPr>
+          <w:rFonts w:ascii="Arial Narrow" w:hAnsi="Arial Narrow"/>
+          <w:color w:val="auto"/>
+        </w:rPr>
+        <w:t/>
+      </w:r>
+      <w:r>
+        <w:rPr>
+          <w:rFonts w:ascii="Arial Narrow" w:hAnsi="Arial Narrow"/>
+          <w:color w:val="auto"/>
+        </w:rPr>
+        <w:t xml:space="preserve"/>
+      </w:r>
+      <w:r>
+        <w:rPr>
+          <w:rFonts w:ascii="Arial Narrow" w:hAnsi="Arial Narrow"/>
+          <w:color w:val="auto"/>
+        </w:rPr>
+        <w:t xml:space="preserve"/>
       </w:r>
     </w:p>
     <w:p>
@@ -2910,7 +2910,7 @@
           <w:szCs w:val="15"/>
         </w:rPr>
         <w:tab/>
-        <w:t xml:space="preserve">Representada por el señor Eugenio Quispe Huamani. </w:t>
+        <w:t xml:space="preserve">Representada por el señor [APELLIDO] Quispe Huamani. </w:t>
       </w:r>
     </w:p>
     <w:p>

--- a/plantillas_maestras/09_seguro_patrimonial_caucion_rc/negativa_cobertura/2_o_mas_ddos_varios/varon/TPL_1146_2025_SEGURO_PATRIMONIAL_CAUCION_RC_NEGATIVA_COBERTURA_ASEGURADORA_VARON_R191.docx
+++ b/plantillas_maestras/09_seguro_patrimonial_caucion_rc/negativa_cobertura/2_o_mas_ddos_varios/varon/TPL_1146_2025_SEGURO_PATRIMONIAL_CAUCION_RC_NEGATIVA_COBERTURA_ASEGURADORA_VARON_R191.docx
@@ -2303,7 +2303,7 @@
           <w:bCs/>
           <w:color w:val="auto"/>
         </w:rPr>
-        <w:t xml:space="preserve">PRIMERO: calificar, de oficio, como confidencial la información presentada por [DENUNCIANTE]  la cual obra en el documento 2 denominado “PDT-IGV [APELLIDO] .PDF”, y en el en el documento 3 denominado “IMPUESTO A LA RENTA - [APELLIDO] .PDF”, de la pieza 6 presentada mediante el escrito del 24 de junio de 2025 del expediente, referida a las declaraciones mensuales (PDT-IGV Renta mensual) del Impuesto General a las Ventas (IGV) e Impuesto a la Renta (IR) completas del ejercicio correspondiente al año 2024; precisándose que la confidencialidad declarada deberá mantenerse permanentemente.</w:t>
+        <w:t xml:space="preserve">PRIMERO: calificar, de oficio, como confidencial la información presentada por [DENUNCIANTE] la cual obra en el documento 2 denominado “PDT-IGV [APELLIDO] .PDF”, y en el en el documento 3 denominado “IMPUESTO A LA RENTA - [APELLIDO] .PDF”, de la pieza 6 presentada mediante el escrito del 24 de junio de 2025 del expediente, referida a las declaraciones mensuales (PDT-IGV Renta mensual) del Impuesto General a las Ventas (IGV) e Impuesto a la Renta (IR) completas del ejercicio correspondiente al año 2024; precisándose que la confidencialidad declarada deberá mantenerse permanentemente.</w:t>
       </w:r>
       <w:r>
         <w:rPr>
@@ -2910,7 +2910,7 @@
           <w:szCs w:val="15"/>
         </w:rPr>
         <w:tab/>
-        <w:t xml:space="preserve">Representada por el señor [APELLIDO] Quispe Huamani. </w:t>
+        <w:t xml:space="preserve">Representada por el señor [APELLIDO] . </w:t>
       </w:r>
     </w:p>
     <w:p>
